--- a/public/materials/data-privacy/part3/worksheets/de/4.3.3.Worksheet.Track_Sams_Footprint_DE.docx
+++ b/public/materials/data-privacy/part3/worksheets/de/4.3.3.Worksheet.Track_Sams_Footprint_DE.docx
@@ -440,9 +440,324 @@
       <w:pgMar w:top="1440" w:right="1440" w:bottom="1440" w:left="1440" w:header="720" w:footer="720" w:gutter="0"/>
       <w:cols w:space="720"/>
       <w:docGrid w:linePitch="360"/>
+      <w:headerReference w:type="default" r:id="Rfe2f11d4a3aa44fc"/>
+      <w:footerReference w:type="default" r:id="R4e46629dbedc4aea"/>
     </w:sectPr>
   </w:body>
 </w:document>
+</file>
+
+<file path=word/footer.xml><?xml version="1.0" encoding="utf-8"?>
+<w:ftr xmlns:w14="http://schemas.microsoft.com/office/word/2010/wordml" xmlns:wp="http://schemas.openxmlformats.org/drawingml/2006/wordprocessingDrawing" xmlns:wp14="http://schemas.microsoft.com/office/word/2010/wordprocessingDrawing" xmlns:a="http://schemas.openxmlformats.org/drawingml/2006/main" xmlns:pic="http://schemas.openxmlformats.org/drawingml/2006/picture" xmlns:r="http://schemas.openxmlformats.org/officeDocument/2006/relationships" xmlns:a14="http://schemas.microsoft.com/office/drawing/2010/main" xmlns:w="http://schemas.openxmlformats.org/wordprocessingml/2006/main">
+  <w:tbl>
+    <w:tblPr>
+      <w:tblStyle w:val="NormaleTabelle"/>
+      <w:bidiVisual w:val="0"/>
+      <w:tblW w:w="0" w:type="auto"/>
+      <w:tblLook w:val="06A0" w:firstRow="1" w:lastRow="0" w:firstColumn="1" w:lastColumn="0" w:noHBand="1" w:noVBand="1"/>
+    </w:tblPr>
+    <w:tblGrid>
+      <w:gridCol w:w="3005"/>
+      <w:gridCol w:w="3005"/>
+      <w:gridCol w:w="3005"/>
+    </w:tblGrid>
+    <w:tr>
+      <w:trPr>
+        <w:trHeight w:val="300"/>
+      </w:trPr>
+      <w:tc>
+        <w:tcPr>
+          <w:tcW w:w="3005" w:type="dxa"/>
+          <w:tcMar/>
+        </w:tcPr>
+        <w:p>
+          <w:pPr>
+            <w:tabs>
+              <w:tab w:val="center" w:leader="none" w:pos="4680"/>
+              <w:tab w:val="right" w:leader="none" w:pos="9360"/>
+            </w:tabs>
+            <w:bidi w:val="0"/>
+            <w:spacing w:after="0" w:line="240" w:lineRule="auto"/>
+            <w:ind w:left="-115"/>
+            <w:rPr>
+              <w:rFonts w:ascii="Segoe UI" w:hAnsi="Segoe UI" w:eastAsia="Segoe UI" w:cs="Segoe UI"/>
+              <w:b w:val="0"/>
+              <w:bCs w:val="0"/>
+              <w:i w:val="0"/>
+              <w:iCs w:val="0"/>
+              <w:caps w:val="0"/>
+              <w:smallCaps w:val="0"/>
+              <w:color w:val="000000" w:themeColor="text1" w:themeTint="FF" w:themeShade="FF"/>
+              <w:sz w:val="24"/>
+              <w:szCs w:val="24"/>
+            </w:rPr>
+          </w:pPr>
+          <w:r>
+            <w:drawing>
+              <wp:inline wp14:editId="0929AFF6" wp14:anchorId="77EB0938">
+                <wp:extent cx="2228850" cy="352425"/>
+                <wp:effectExtent l="0" t="0" r="0" b="0"/>
+                <wp:docPr id="714455283" name="drawing"/>
+                <wp:cNvGraphicFramePr>
+                  <a:graphicFrameLocks noChangeAspect="1"/>
+                </wp:cNvGraphicFramePr>
+                <a:graphic>
+                  <a:graphicData xmlns:a="http://schemas.openxmlformats.org/drawingml/2006/main" uri="http://schemas.openxmlformats.org/drawingml/2006/picture">
+                    <pic:pic xmlns:pic="http://schemas.openxmlformats.org/drawingml/2006/picture">
+                      <pic:nvPicPr xmlns:pic="http://schemas.openxmlformats.org/drawingml/2006/picture">
+                        <pic:cNvPr xmlns:pic="http://schemas.openxmlformats.org/drawingml/2006/picture" id="714455283" name="Picture 714455283"/>
+                        <pic:cNvPicPr xmlns:pic="http://schemas.openxmlformats.org/drawingml/2006/picture"/>
+                      </pic:nvPicPr>
+                      <pic:blipFill xmlns:pic="http://schemas.openxmlformats.org/drawingml/2006/picture">
+                        <a:blip xmlns:r="http://schemas.openxmlformats.org/officeDocument/2006/relationships" xmlns:a="http://schemas.openxmlformats.org/drawingml/2006/main" r:embed="rId1013673667">
+                          <a:extLst xmlns:a="http://schemas.openxmlformats.org/drawingml/2006/main">
+                            <a:ext xmlns:a="http://schemas.openxmlformats.org/drawingml/2006/main" uri="{28A0092B-C50C-407E-A947-70E740481C1C}">
+                              <a14:useLocalDpi xmlns:a14="http://schemas.microsoft.com/office/drawing/2010/main"/>
+                            </a:ext>
+                          </a:extLst>
+                        </a:blip>
+                        <a:stretch xmlns:a="http://schemas.openxmlformats.org/drawingml/2006/main">
+                          <a:fillRect xmlns:a="http://schemas.openxmlformats.org/drawingml/2006/main"/>
+                        </a:stretch>
+                      </pic:blipFill>
+                      <pic:spPr xmlns:pic="http://schemas.openxmlformats.org/drawingml/2006/picture">
+                        <a:xfrm xmlns:a="http://schemas.openxmlformats.org/drawingml/2006/main">
+                          <a:off xmlns:a="http://schemas.openxmlformats.org/drawingml/2006/main" x="0" y="0"/>
+                          <a:ext xmlns:a="http://schemas.openxmlformats.org/drawingml/2006/main" cx="2228850" cy="352425"/>
+                        </a:xfrm>
+                        <a:prstGeom xmlns:a="http://schemas.openxmlformats.org/drawingml/2006/main" prst="rect">
+                          <a:avLst xmlns:a="http://schemas.openxmlformats.org/drawingml/2006/main"/>
+                        </a:prstGeom>
+                      </pic:spPr>
+                    </pic:pic>
+                  </a:graphicData>
+                </a:graphic>
+              </wp:inline>
+            </w:drawing>
+          </w:r>
+        </w:p>
+      </w:tc>
+      <w:tc>
+        <w:tcPr>
+          <w:tcW w:w="3005" w:type="dxa"/>
+          <w:tcMar/>
+        </w:tcPr>
+        <w:p>
+          <w:pPr>
+            <w:tabs>
+              <w:tab w:val="center" w:leader="none" w:pos="4680"/>
+              <w:tab w:val="right" w:leader="none" w:pos="9360"/>
+            </w:tabs>
+            <w:bidi w:val="0"/>
+            <w:spacing w:after="0" w:line="240" w:lineRule="auto"/>
+            <w:jc w:val="center"/>
+            <w:rPr>
+              <w:rFonts w:ascii="Arial" w:hAnsi="Arial" w:eastAsia="Arial" w:cs="Arial"/>
+              <w:b w:val="0"/>
+              <w:bCs w:val="0"/>
+              <w:i w:val="0"/>
+              <w:iCs w:val="0"/>
+              <w:caps w:val="0"/>
+              <w:smallCaps w:val="0"/>
+              <w:color w:val="000000" w:themeColor="text1" w:themeTint="FF" w:themeShade="FF"/>
+              <w:sz w:val="16"/>
+              <w:szCs w:val="16"/>
+            </w:rPr>
+          </w:pPr>
+        </w:p>
+        <w:p>
+          <w:pPr>
+            <w:pStyle w:val="Header"/>
+            <w:tabs>
+              <w:tab w:val="center" w:leader="none" w:pos="4680"/>
+              <w:tab w:val="right" w:leader="none" w:pos="9360"/>
+            </w:tabs>
+            <w:bidi w:val="0"/>
+            <w:spacing w:after="0" w:line="240" w:lineRule="auto"/>
+            <w:jc w:val="center"/>
+            <w:rPr>
+              <w:rFonts w:ascii="Arial" w:hAnsi="Arial" w:eastAsia="Arial" w:cs="Arial"/>
+              <w:b w:val="0"/>
+              <w:bCs w:val="0"/>
+              <w:i w:val="0"/>
+              <w:iCs w:val="0"/>
+              <w:caps w:val="0"/>
+              <w:smallCaps w:val="0"/>
+              <w:color w:val="000000" w:themeColor="text1" w:themeTint="FF" w:themeShade="FF"/>
+              <w:sz w:val="16"/>
+              <w:szCs w:val="16"/>
+            </w:rPr>
+          </w:pPr>
+          <w:r>
+            <w:rPr>
+              <w:rFonts w:ascii="Arial" w:hAnsi="Arial" w:eastAsia="Arial" w:cs="Arial"/>
+              <w:b w:val="1"/>
+              <w:bCs w:val="1"/>
+              <w:i w:val="0"/>
+              <w:iCs w:val="0"/>
+              <w:caps w:val="0"/>
+              <w:smallCaps w:val="0"/>
+              <w:color w:val="000000" w:themeColor="text1" w:themeTint="FF" w:themeShade="FF"/>
+              <w:sz w:val="16"/>
+              <w:szCs w:val="16"/>
+              <w:lang w:val="lt-LT"/>
+            </w:rPr>
+            <w:t>Copyright © 2026 KidCy. CC BY-NC-SA 4.0</w:t>
+          </w:r>
+        </w:p>
+      </w:tc>
+      <w:tc>
+        <w:tcPr>
+          <w:tcW w:w="3005" w:type="dxa"/>
+          <w:tcMar/>
+        </w:tcPr>
+        <w:p>
+          <w:pPr>
+            <w:tabs>
+              <w:tab w:val="center" w:leader="none" w:pos="4680"/>
+              <w:tab w:val="right" w:leader="none" w:pos="9360"/>
+            </w:tabs>
+            <w:bidi w:val="0"/>
+            <w:spacing w:after="0" w:line="240" w:lineRule="auto"/>
+            <w:ind w:right="-115"/>
+            <w:jc w:val="right"/>
+            <w:rPr>
+              <w:rFonts w:ascii="Aptos" w:hAnsi="Aptos" w:eastAsia="Aptos" w:cs="Aptos"/>
+              <w:b w:val="0"/>
+              <w:bCs w:val="0"/>
+              <w:i w:val="0"/>
+              <w:iCs w:val="0"/>
+              <w:caps w:val="0"/>
+              <w:smallCaps w:val="0"/>
+              <w:color w:val="000000" w:themeColor="text1" w:themeTint="FF" w:themeShade="FF"/>
+              <w:sz w:val="24"/>
+              <w:szCs w:val="24"/>
+            </w:rPr>
+          </w:pPr>
+          <w:r>
+            <w:drawing>
+              <wp:inline wp14:editId="64D7E115" wp14:anchorId="52DC1CB8">
+                <wp:extent cx="1771650" cy="390525"/>
+                <wp:effectExtent l="0" t="0" r="0" b="0"/>
+                <wp:docPr id="1486048680" name="drawing"/>
+                <wp:cNvGraphicFramePr>
+                  <a:graphicFrameLocks noChangeAspect="1"/>
+                </wp:cNvGraphicFramePr>
+                <a:graphic>
+                  <a:graphicData xmlns:a="http://schemas.openxmlformats.org/drawingml/2006/main" uri="http://schemas.openxmlformats.org/drawingml/2006/picture">
+                    <pic:pic xmlns:pic="http://schemas.openxmlformats.org/drawingml/2006/picture">
+                      <pic:nvPicPr xmlns:pic="http://schemas.openxmlformats.org/drawingml/2006/picture">
+                        <pic:cNvPr xmlns:pic="http://schemas.openxmlformats.org/drawingml/2006/picture" id="1486048680" name="Picture 1486048680"/>
+                        <pic:cNvPicPr xmlns:pic="http://schemas.openxmlformats.org/drawingml/2006/picture"/>
+                      </pic:nvPicPr>
+                      <pic:blipFill xmlns:pic="http://schemas.openxmlformats.org/drawingml/2006/picture">
+                        <a:blip xmlns:r="http://schemas.openxmlformats.org/officeDocument/2006/relationships" xmlns:a="http://schemas.openxmlformats.org/drawingml/2006/main" r:embed="rId1866362421">
+                          <a:extLst xmlns:a="http://schemas.openxmlformats.org/drawingml/2006/main">
+                            <a:ext xmlns:a="http://schemas.openxmlformats.org/drawingml/2006/main" uri="{28A0092B-C50C-407E-A947-70E740481C1C}">
+                              <a14:useLocalDpi xmlns:a14="http://schemas.microsoft.com/office/drawing/2010/main"/>
+                            </a:ext>
+                          </a:extLst>
+                        </a:blip>
+                        <a:stretch xmlns:a="http://schemas.openxmlformats.org/drawingml/2006/main">
+                          <a:fillRect xmlns:a="http://schemas.openxmlformats.org/drawingml/2006/main"/>
+                        </a:stretch>
+                      </pic:blipFill>
+                      <pic:spPr xmlns:pic="http://schemas.openxmlformats.org/drawingml/2006/picture">
+                        <a:xfrm xmlns:a="http://schemas.openxmlformats.org/drawingml/2006/main">
+                          <a:off xmlns:a="http://schemas.openxmlformats.org/drawingml/2006/main" x="0" y="0"/>
+                          <a:ext xmlns:a="http://schemas.openxmlformats.org/drawingml/2006/main" cx="1771650" cy="390525"/>
+                        </a:xfrm>
+                        <a:prstGeom xmlns:a="http://schemas.openxmlformats.org/drawingml/2006/main" prst="rect">
+                          <a:avLst xmlns:a="http://schemas.openxmlformats.org/drawingml/2006/main"/>
+                        </a:prstGeom>
+                      </pic:spPr>
+                    </pic:pic>
+                  </a:graphicData>
+                </a:graphic>
+              </wp:inline>
+            </w:drawing>
+          </w:r>
+        </w:p>
+      </w:tc>
+    </w:tr>
+  </w:tbl>
+  <w:p>
+    <w:pPr>
+      <w:pStyle w:val="Footer"/>
+      <w:bidi w:val="0"/>
+    </w:pPr>
+  </w:p>
+</w:ftr>
+</file>
+
+<file path=word/header.xml><?xml version="1.0" encoding="utf-8"?>
+<w:hdr xmlns:w14="http://schemas.microsoft.com/office/word/2010/wordml" xmlns:w="http://schemas.openxmlformats.org/wordprocessingml/2006/main">
+  <w:tbl>
+    <w:tblPr>
+      <w:tblStyle w:val="NormaleTabelle"/>
+      <w:bidiVisual w:val="0"/>
+      <w:tblW w:w="0" w:type="auto"/>
+      <w:tblLook w:val="06A0" w:firstRow="1" w:lastRow="0" w:firstColumn="1" w:lastColumn="0" w:noHBand="1" w:noVBand="1"/>
+    </w:tblPr>
+    <w:tblGrid>
+      <w:gridCol w:w="3005"/>
+      <w:gridCol w:w="3005"/>
+      <w:gridCol w:w="3005"/>
+    </w:tblGrid>
+    <w:tr>
+      <w:trPr>
+        <w:trHeight w:val="300"/>
+      </w:trPr>
+      <w:tc>
+        <w:tcPr>
+          <w:tcW w:w="3005" w:type="dxa"/>
+          <w:tcMar/>
+        </w:tcPr>
+        <w:p>
+          <w:pPr>
+            <w:pStyle w:val="Header"/>
+            <w:bidi w:val="0"/>
+            <w:ind w:left="-115"/>
+            <w:jc w:val="left"/>
+          </w:pPr>
+        </w:p>
+      </w:tc>
+      <w:tc>
+        <w:tcPr>
+          <w:tcW w:w="3005" w:type="dxa"/>
+          <w:tcMar/>
+        </w:tcPr>
+        <w:p>
+          <w:pPr>
+            <w:pStyle w:val="Header"/>
+            <w:bidi w:val="0"/>
+            <w:jc w:val="center"/>
+          </w:pPr>
+        </w:p>
+      </w:tc>
+      <w:tc>
+        <w:tcPr>
+          <w:tcW w:w="3005" w:type="dxa"/>
+          <w:tcMar/>
+        </w:tcPr>
+        <w:p>
+          <w:pPr>
+            <w:pStyle w:val="Header"/>
+            <w:bidi w:val="0"/>
+            <w:ind w:right="-115"/>
+            <w:jc w:val="right"/>
+          </w:pPr>
+        </w:p>
+      </w:tc>
+    </w:tr>
+  </w:tbl>
+  <w:p>
+    <w:pPr>
+      <w:pStyle w:val="Header"/>
+      <w:bidi w:val="0"/>
+    </w:pPr>
+  </w:p>
+</w:hdr>
 </file>
 
 <file path=word/intelligence2.xml><?xml version="1.0" encoding="utf-8"?>
@@ -1117,15 +1432,70 @@
     <w:unhideWhenUsed/>
   </w:style>
   <w:style w:type="paragraph" w:styleId="Listenabsatz">
+    <w:uiPriority w:val="34"/>
     <w:name w:val="List Paragraph"/>
-    <w:basedOn w:val="Standard"/>
-    <w:uiPriority w:val="34"/>
+    <w:basedOn w:val="Normal"/>
     <w:qFormat/>
-    <w:rsid w:val="35EC5FB2"/>
+    <w:rsid w:val="7144D28F"/>
     <w:pPr>
+      <w:spacing/>
       <w:ind w:left="720"/>
       <w:contextualSpacing/>
     </w:pPr>
+  </w:style>
+  <w:style w:type="paragraph" w:styleId="Header">
+    <w:uiPriority w:val="99"/>
+    <w:name w:val="header"/>
+    <w:basedOn w:val="Normal"/>
+    <w:unhideWhenUsed/>
+    <w:rsid w:val="7144D28F"/>
+    <w:pPr>
+      <w:tabs>
+        <w:tab w:val="center" w:leader="none" w:pos="4680"/>
+        <w:tab w:val="right" w:leader="none" w:pos="9360"/>
+      </w:tabs>
+      <w:spacing w:after="0" w:line="240" w:lineRule="auto"/>
+    </w:pPr>
+  </w:style>
+  <w:style w:type="paragraph" w:styleId="Footer">
+    <w:uiPriority w:val="99"/>
+    <w:name w:val="footer"/>
+    <w:basedOn w:val="Normal"/>
+    <w:unhideWhenUsed/>
+    <w:rsid w:val="7144D28F"/>
+    <w:pPr>
+      <w:tabs>
+        <w:tab w:val="center" w:leader="none" w:pos="4680"/>
+        <w:tab w:val="right" w:leader="none" w:pos="9360"/>
+      </w:tabs>
+      <w:spacing w:after="0" w:line="240" w:lineRule="auto"/>
+    </w:pPr>
+  </w:style>
+  <w:style xmlns:w="http://schemas.openxmlformats.org/wordprocessingml/2006/main" w:type="table" w:styleId="TableGrid">
+    <w:name xmlns:w="http://schemas.openxmlformats.org/wordprocessingml/2006/main" w:val="Table Grid"/>
+    <w:basedOn xmlns:w="http://schemas.openxmlformats.org/wordprocessingml/2006/main" w:val="NormaleTabelle"/>
+    <w:uiPriority xmlns:w="http://schemas.openxmlformats.org/wordprocessingml/2006/main" w:val="59"/>
+    <w:rsid xmlns:w="http://schemas.openxmlformats.org/wordprocessingml/2006/main" w:val="00FB4123"/>
+    <w:pPr xmlns:w="http://schemas.openxmlformats.org/wordprocessingml/2006/main">
+      <w:spacing w:after="0" w:line="240" w:lineRule="auto"/>
+    </w:pPr>
+    <w:tblPr xmlns:w="http://schemas.openxmlformats.org/wordprocessingml/2006/main">
+      <w:tblInd w:w="0" w:type="dxa"/>
+      <w:tblBorders>
+        <w:top w:val="single" w:color="000000" w:themeColor="text1" w:sz="4" w:space="0"/>
+        <w:left w:val="single" w:color="000000" w:themeColor="text1" w:sz="4" w:space="0"/>
+        <w:bottom w:val="single" w:color="000000" w:themeColor="text1" w:sz="4" w:space="0"/>
+        <w:right w:val="single" w:color="000000" w:themeColor="text1" w:sz="4" w:space="0"/>
+        <w:insideH w:val="single" w:color="000000" w:themeColor="text1" w:sz="4" w:space="0"/>
+        <w:insideV w:val="single" w:color="000000" w:themeColor="text1" w:sz="4" w:space="0"/>
+      </w:tblBorders>
+      <w:tblCellMar>
+        <w:top w:w="0" w:type="dxa"/>
+        <w:left w:w="108" w:type="dxa"/>
+        <w:bottom w:w="0" w:type="dxa"/>
+        <w:right w:w="108" w:type="dxa"/>
+      </w:tblCellMar>
+    </w:tblPr>
   </w:style>
 </w:styles>
 </file>
